--- a/public/word-template/surat_perintah_pencabutan_penangguhan_penahanan.docx
+++ b/public/word-template/surat_perintah_pencabutan_penangguhan_penahanan.docx
@@ -212,7 +212,7 @@
           <w:noProof/>
         </w:rPr>
         <w:drawing>
-          <wp:inline distT="0" distB="0" distL="0" distR="0" wp14:anchorId="7944377A" wp14:editId="46B113C3">
+          <wp:inline distT="0" distB="0" distL="0" distR="0" wp14:anchorId="7944377A" wp14:editId="0A8639A7">
             <wp:extent cx="738127" cy="690404"/>
             <wp:effectExtent l="0" t="0" r="5080" b="0"/>
             <wp:docPr id="6" name="Picture 6"/>
@@ -266,6 +266,7 @@
           <w:insideH w:val="none" w:sz="0" w:space="0" w:color="auto"/>
           <w:insideV w:val="none" w:sz="0" w:space="0" w:color="auto"/>
         </w:tblBorders>
+        <w:tblLayout w:type="fixed"/>
         <w:tblCellMar>
           <w:left w:w="0" w:type="dxa"/>
           <w:right w:w="0" w:type="dxa"/>
@@ -302,6 +303,7 @@
                 <w:insideH w:val="none" w:sz="0" w:space="0" w:color="auto"/>
                 <w:insideV w:val="none" w:sz="0" w:space="0" w:color="auto"/>
               </w:tblBorders>
+              <w:tblLayout w:type="fixed"/>
               <w:tblCellMar>
                 <w:left w:w="0" w:type="dxa"/>
                 <w:right w:w="0" w:type="dxa"/>
@@ -1778,57 +1780,95 @@
                 <w:rFonts w:ascii="Arial Narrow" w:hAnsi="Arial Narrow"/>
               </w:rPr>
             </w:pPr>
-            <w:r>
-              <w:rPr>
-                <w:rFonts w:ascii="Arial Narrow" w:hAnsi="Arial Narrow"/>
-              </w:rPr>
-              <w:t>(</w:t>
-            </w:r>
-            <w:proofErr w:type="spellStart"/>
-            <w:r>
-              <w:rPr>
-                <w:rFonts w:ascii="Arial Narrow" w:hAnsi="Arial Narrow"/>
-              </w:rPr>
-              <w:t>Perundang</w:t>
-            </w:r>
-            <w:r>
-              <w:rPr>
-                <w:rFonts w:ascii="Arial Narrow" w:hAnsi="Arial Narrow"/>
-              </w:rPr>
-              <w:t>-undangan</w:t>
-            </w:r>
-            <w:proofErr w:type="spellEnd"/>
-            <w:r>
-              <w:rPr>
-                <w:rFonts w:ascii="Arial Narrow" w:hAnsi="Arial Narrow"/>
-              </w:rPr>
-              <w:t xml:space="preserve"> </w:t>
-            </w:r>
-            <w:r>
-              <w:rPr>
-                <w:rFonts w:ascii="Arial Narrow" w:hAnsi="Arial Narrow"/>
-              </w:rPr>
-              <w:t>yang</w:t>
-            </w:r>
-            <w:r>
-              <w:rPr>
-                <w:rFonts w:ascii="Arial Narrow" w:hAnsi="Arial Narrow"/>
-              </w:rPr>
-              <w:t xml:space="preserve"> </w:t>
-            </w:r>
-            <w:proofErr w:type="spellStart"/>
-            <w:r>
-              <w:rPr>
-                <w:rFonts w:ascii="Arial Narrow" w:hAnsi="Arial Narrow"/>
-              </w:rPr>
-              <w:t>berkaitan</w:t>
-            </w:r>
-            <w:proofErr w:type="spellEnd"/>
-            <w:r>
-              <w:rPr>
-                <w:rFonts w:ascii="Arial Narrow" w:hAnsi="Arial Narrow"/>
-              </w:rPr>
-              <w:t>)</w:t>
+            <w:proofErr w:type="spellStart"/>
+            <w:r>
+              <w:rPr>
+                <w:rFonts w:ascii="Arial Narrow" w:eastAsia="Times New Roman" w:hAnsi="Arial Narrow" w:cs="Arial"/>
+                <w:shd w:val="clear" w:color="auto" w:fill="FFFFFF"/>
+                <w:lang w:eastAsia="en-ID"/>
+              </w:rPr>
+              <w:t>Undang-undang</w:t>
+            </w:r>
+            <w:proofErr w:type="spellEnd"/>
+            <w:r>
+              <w:rPr>
+                <w:rFonts w:ascii="Arial Narrow" w:eastAsia="Times New Roman" w:hAnsi="Arial Narrow" w:cs="Arial"/>
+                <w:shd w:val="clear" w:color="auto" w:fill="FFFFFF"/>
+                <w:lang w:eastAsia="en-ID"/>
+              </w:rPr>
+              <w:t xml:space="preserve"> Republik Indonesia </w:t>
+            </w:r>
+            <w:proofErr w:type="spellStart"/>
+            <w:r>
+              <w:rPr>
+                <w:rFonts w:ascii="Arial Narrow" w:eastAsia="Times New Roman" w:hAnsi="Arial Narrow" w:cs="Arial"/>
+                <w:shd w:val="clear" w:color="auto" w:fill="FFFFFF"/>
+                <w:lang w:eastAsia="en-ID"/>
+              </w:rPr>
+              <w:t>Nomor</w:t>
+            </w:r>
+            <w:proofErr w:type="spellEnd"/>
+            <w:r>
+              <w:rPr>
+                <w:rFonts w:ascii="Arial Narrow" w:eastAsia="Times New Roman" w:hAnsi="Arial Narrow" w:cs="Arial"/>
+                <w:shd w:val="clear" w:color="auto" w:fill="FFFFFF"/>
+                <w:lang w:eastAsia="en-ID"/>
+              </w:rPr>
+              <w:t xml:space="preserve"> 22 </w:t>
+            </w:r>
+            <w:proofErr w:type="spellStart"/>
+            <w:r>
+              <w:rPr>
+                <w:rFonts w:ascii="Arial Narrow" w:eastAsia="Times New Roman" w:hAnsi="Arial Narrow" w:cs="Arial"/>
+                <w:shd w:val="clear" w:color="auto" w:fill="FFFFFF"/>
+                <w:lang w:eastAsia="en-ID"/>
+              </w:rPr>
+              <w:t>Tahun</w:t>
+            </w:r>
+            <w:proofErr w:type="spellEnd"/>
+            <w:r>
+              <w:rPr>
+                <w:rFonts w:ascii="Arial Narrow" w:eastAsia="Times New Roman" w:hAnsi="Arial Narrow" w:cs="Arial"/>
+                <w:shd w:val="clear" w:color="auto" w:fill="FFFFFF"/>
+                <w:lang w:eastAsia="en-ID"/>
+              </w:rPr>
+              <w:t xml:space="preserve"> 2009 </w:t>
+            </w:r>
+            <w:proofErr w:type="spellStart"/>
+            <w:r>
+              <w:rPr>
+                <w:rFonts w:ascii="Arial Narrow" w:eastAsia="Times New Roman" w:hAnsi="Arial Narrow" w:cs="Arial"/>
+                <w:shd w:val="clear" w:color="auto" w:fill="FFFFFF"/>
+                <w:lang w:eastAsia="en-ID"/>
+              </w:rPr>
+              <w:t>tentang</w:t>
+            </w:r>
+            <w:proofErr w:type="spellEnd"/>
+            <w:r>
+              <w:rPr>
+                <w:rFonts w:ascii="Arial Narrow" w:eastAsia="Times New Roman" w:hAnsi="Arial Narrow" w:cs="Arial"/>
+                <w:shd w:val="clear" w:color="auto" w:fill="FFFFFF"/>
+                <w:lang w:eastAsia="en-ID"/>
+              </w:rPr>
+              <w:t xml:space="preserve"> Lalu Lintas dan </w:t>
+            </w:r>
+            <w:proofErr w:type="spellStart"/>
+            <w:r>
+              <w:rPr>
+                <w:rFonts w:ascii="Arial Narrow" w:eastAsia="Times New Roman" w:hAnsi="Arial Narrow" w:cs="Arial"/>
+                <w:shd w:val="clear" w:color="auto" w:fill="FFFFFF"/>
+                <w:lang w:eastAsia="en-ID"/>
+              </w:rPr>
+              <w:t>Angkutan</w:t>
+            </w:r>
+            <w:proofErr w:type="spellEnd"/>
+            <w:r>
+              <w:rPr>
+                <w:rFonts w:ascii="Arial Narrow" w:eastAsia="Times New Roman" w:hAnsi="Arial Narrow" w:cs="Arial"/>
+                <w:shd w:val="clear" w:color="auto" w:fill="FFFFFF"/>
+                <w:lang w:eastAsia="en-ID"/>
+              </w:rPr>
+              <w:t xml:space="preserve"> Jalan;</w:t>
             </w:r>
           </w:p>
         </w:tc>
@@ -2304,35 +2344,21 @@
               <w:rPr>
                 <w:rFonts w:ascii="Arial Narrow" w:hAnsi="Arial Narrow"/>
               </w:rPr>
-              <w:t>${*</w:t>
-            </w:r>
-            <w:proofErr w:type="spellStart"/>
-            <w:r>
-              <w:rPr>
-                <w:rFonts w:ascii="Arial Narrow" w:hAnsi="Arial Narrow"/>
-              </w:rPr>
-              <w:t>nomor</w:t>
-            </w:r>
-            <w:proofErr w:type="spellEnd"/>
-            <w:r>
-              <w:rPr>
-                <w:rFonts w:ascii="Arial Narrow" w:hAnsi="Arial Narrow"/>
-              </w:rPr>
-              <w:t xml:space="preserve"> </w:t>
-            </w:r>
-            <w:proofErr w:type="spellStart"/>
-            <w:r>
-              <w:rPr>
-                <w:rFonts w:ascii="Arial Narrow" w:hAnsi="Arial Narrow"/>
-              </w:rPr>
-              <w:t>surat</w:t>
-            </w:r>
-            <w:proofErr w:type="spellEnd"/>
-            <w:r>
-              <w:rPr>
-                <w:rFonts w:ascii="Arial Narrow" w:hAnsi="Arial Narrow"/>
-              </w:rPr>
-              <w:t>*}</w:t>
+              <w:t>${</w:t>
+            </w:r>
+            <w:proofErr w:type="spellStart"/>
+            <w:r>
+              <w:rPr>
+                <w:rFonts w:ascii="Arial Narrow" w:hAnsi="Arial Narrow"/>
+              </w:rPr>
+              <w:t>suratKetetapanTentangPenetapanTersangkaDcumentNumber</w:t>
+            </w:r>
+            <w:proofErr w:type="spellEnd"/>
+            <w:r>
+              <w:rPr>
+                <w:rFonts w:ascii="Arial Narrow" w:hAnsi="Arial Narrow"/>
+              </w:rPr>
+              <w:t>}</w:t>
             </w:r>
             <w:r>
               <w:rPr>
@@ -2365,21 +2391,13 @@
               <w:rPr>
                 <w:rFonts w:ascii="Arial Narrow" w:hAnsi="Arial Narrow"/>
               </w:rPr>
-              <w:t>tanggal</w:t>
-            </w:r>
-            <w:proofErr w:type="spellEnd"/>
-            <w:r>
-              <w:rPr>
-                <w:rFonts w:ascii="Arial Narrow" w:hAnsi="Arial Narrow"/>
-              </w:rPr>
-              <w:t xml:space="preserve"> </w:t>
-            </w:r>
-            <w:proofErr w:type="spellStart"/>
-            <w:r>
-              <w:rPr>
-                <w:rFonts w:ascii="Arial Narrow" w:hAnsi="Arial Narrow"/>
-              </w:rPr>
-              <w:t>surat</w:t>
+              <w:t>suratKetetapanTentangPenetapanTersangkaDcument</w:t>
+            </w:r>
+            <w:r>
+              <w:rPr>
+                <w:rFonts w:ascii="Arial Narrow" w:hAnsi="Arial Narrow"/>
+              </w:rPr>
+              <w:t>Date</w:t>
             </w:r>
             <w:proofErr w:type="spellEnd"/>
             <w:r>
@@ -2424,20 +2442,14 @@
               <w:rPr>
                 <w:rFonts w:ascii="Arial Narrow" w:hAnsi="Arial Narrow"/>
               </w:rPr>
-              <w:t>${nama</w:t>
-            </w:r>
-            <w:r>
-              <w:rPr>
-                <w:rFonts w:ascii="Arial Narrow" w:hAnsi="Arial Narrow"/>
-              </w:rPr>
-              <w:t xml:space="preserve"> </w:t>
-            </w:r>
-            <w:proofErr w:type="spellStart"/>
-            <w:r>
-              <w:rPr>
-                <w:rFonts w:ascii="Arial Narrow" w:hAnsi="Arial Narrow"/>
-              </w:rPr>
-              <w:t>tersangka</w:t>
+              <w:t>${</w:t>
+            </w:r>
+            <w:proofErr w:type="spellStart"/>
+            <w:r>
+              <w:rPr>
+                <w:rFonts w:ascii="Arial Narrow" w:hAnsi="Arial Narrow"/>
+              </w:rPr>
+              <w:t>suspectName</w:t>
             </w:r>
             <w:proofErr w:type="spellEnd"/>
             <w:r>
@@ -2548,35 +2560,21 @@
               <w:rPr>
                 <w:rFonts w:ascii="Arial Narrow" w:hAnsi="Arial Narrow"/>
               </w:rPr>
-              <w:t>${*</w:t>
-            </w:r>
-            <w:proofErr w:type="spellStart"/>
-            <w:r>
-              <w:rPr>
-                <w:rFonts w:ascii="Arial Narrow" w:hAnsi="Arial Narrow"/>
-              </w:rPr>
-              <w:t>nomor</w:t>
-            </w:r>
-            <w:proofErr w:type="spellEnd"/>
-            <w:r>
-              <w:rPr>
-                <w:rFonts w:ascii="Arial Narrow" w:hAnsi="Arial Narrow"/>
-              </w:rPr>
-              <w:t xml:space="preserve"> </w:t>
-            </w:r>
-            <w:proofErr w:type="spellStart"/>
-            <w:r>
-              <w:rPr>
-                <w:rFonts w:ascii="Arial Narrow" w:hAnsi="Arial Narrow"/>
-              </w:rPr>
-              <w:t>surat</w:t>
-            </w:r>
-            <w:proofErr w:type="spellEnd"/>
-            <w:r>
-              <w:rPr>
-                <w:rFonts w:ascii="Arial Narrow" w:hAnsi="Arial Narrow"/>
-              </w:rPr>
-              <w:t xml:space="preserve">*} </w:t>
+              <w:t>${</w:t>
+            </w:r>
+            <w:proofErr w:type="spellStart"/>
+            <w:r>
+              <w:rPr>
+                <w:rFonts w:ascii="Arial Narrow" w:hAnsi="Arial Narrow"/>
+              </w:rPr>
+              <w:t>suratPerintahPenahananDocumentNumber</w:t>
+            </w:r>
+            <w:proofErr w:type="spellEnd"/>
+            <w:r>
+              <w:rPr>
+                <w:rFonts w:ascii="Arial Narrow" w:hAnsi="Arial Narrow"/>
+              </w:rPr>
+              <w:t xml:space="preserve">} </w:t>
             </w:r>
             <w:proofErr w:type="spellStart"/>
             <w:r>
@@ -2597,21 +2595,13 @@
               <w:rPr>
                 <w:rFonts w:ascii="Arial Narrow" w:hAnsi="Arial Narrow"/>
               </w:rPr>
-              <w:t>tanggal</w:t>
-            </w:r>
-            <w:proofErr w:type="spellEnd"/>
-            <w:r>
-              <w:rPr>
-                <w:rFonts w:ascii="Arial Narrow" w:hAnsi="Arial Narrow"/>
-              </w:rPr>
-              <w:t xml:space="preserve"> </w:t>
-            </w:r>
-            <w:proofErr w:type="spellStart"/>
-            <w:r>
-              <w:rPr>
-                <w:rFonts w:ascii="Arial Narrow" w:hAnsi="Arial Narrow"/>
-              </w:rPr>
-              <w:t>surat</w:t>
+              <w:t>suratPerintahPenahananDocument</w:t>
+            </w:r>
+            <w:r>
+              <w:rPr>
+                <w:rFonts w:ascii="Arial Narrow" w:hAnsi="Arial Narrow"/>
+              </w:rPr>
+              <w:t>Date</w:t>
             </w:r>
             <w:proofErr w:type="spellEnd"/>
             <w:r>
@@ -2632,14 +2622,14 @@
               <w:rPr>
                 <w:rFonts w:ascii="Arial Narrow" w:hAnsi="Arial Narrow"/>
               </w:rPr>
-              <w:t xml:space="preserve"> nama ${nama </w:t>
-            </w:r>
-            <w:proofErr w:type="spellStart"/>
-            <w:r>
-              <w:rPr>
-                <w:rFonts w:ascii="Arial Narrow" w:hAnsi="Arial Narrow"/>
-              </w:rPr>
-              <w:t>tersangka</w:t>
+              <w:t xml:space="preserve"> nama ${</w:t>
+            </w:r>
+            <w:proofErr w:type="spellStart"/>
+            <w:r>
+              <w:rPr>
+                <w:rFonts w:ascii="Arial Narrow" w:hAnsi="Arial Narrow"/>
+              </w:rPr>
+              <w:t>susectName</w:t>
             </w:r>
             <w:proofErr w:type="spellEnd"/>
             <w:r>
@@ -2788,35 +2778,21 @@
               <w:rPr>
                 <w:rFonts w:ascii="Arial Narrow" w:hAnsi="Arial Narrow"/>
               </w:rPr>
-              <w:t>${*</w:t>
-            </w:r>
-            <w:proofErr w:type="spellStart"/>
-            <w:r>
-              <w:rPr>
-                <w:rFonts w:ascii="Arial Narrow" w:hAnsi="Arial Narrow"/>
-              </w:rPr>
-              <w:t>nomor</w:t>
-            </w:r>
-            <w:proofErr w:type="spellEnd"/>
-            <w:r>
-              <w:rPr>
-                <w:rFonts w:ascii="Arial Narrow" w:hAnsi="Arial Narrow"/>
-              </w:rPr>
-              <w:t xml:space="preserve"> </w:t>
-            </w:r>
-            <w:proofErr w:type="spellStart"/>
-            <w:r>
-              <w:rPr>
-                <w:rFonts w:ascii="Arial Narrow" w:hAnsi="Arial Narrow"/>
-              </w:rPr>
-              <w:t>surat</w:t>
-            </w:r>
-            <w:proofErr w:type="spellEnd"/>
-            <w:r>
-              <w:rPr>
-                <w:rFonts w:ascii="Arial Narrow" w:hAnsi="Arial Narrow"/>
-              </w:rPr>
-              <w:t xml:space="preserve">*} </w:t>
+              <w:t>${</w:t>
+            </w:r>
+            <w:proofErr w:type="spellStart"/>
+            <w:r>
+              <w:rPr>
+                <w:rFonts w:ascii="Arial Narrow" w:hAnsi="Arial Narrow"/>
+              </w:rPr>
+              <w:t>suratPerintahPenangguhanPenahananDocumentNumber</w:t>
+            </w:r>
+            <w:proofErr w:type="spellEnd"/>
+            <w:r>
+              <w:rPr>
+                <w:rFonts w:ascii="Arial Narrow" w:hAnsi="Arial Narrow"/>
+              </w:rPr>
+              <w:t xml:space="preserve">} </w:t>
             </w:r>
             <w:proofErr w:type="spellStart"/>
             <w:r>
@@ -2837,21 +2813,13 @@
               <w:rPr>
                 <w:rFonts w:ascii="Arial Narrow" w:hAnsi="Arial Narrow"/>
               </w:rPr>
-              <w:t>tanggal</w:t>
-            </w:r>
-            <w:proofErr w:type="spellEnd"/>
-            <w:r>
-              <w:rPr>
-                <w:rFonts w:ascii="Arial Narrow" w:hAnsi="Arial Narrow"/>
-              </w:rPr>
-              <w:t xml:space="preserve"> </w:t>
-            </w:r>
-            <w:proofErr w:type="spellStart"/>
-            <w:r>
-              <w:rPr>
-                <w:rFonts w:ascii="Arial Narrow" w:hAnsi="Arial Narrow"/>
-              </w:rPr>
-              <w:t>surat</w:t>
+              <w:t>suratPerintahPenangguhanPenahananDocumen</w:t>
+            </w:r>
+            <w:r>
+              <w:rPr>
+                <w:rFonts w:ascii="Arial Narrow" w:hAnsi="Arial Narrow"/>
+              </w:rPr>
+              <w:t>tDate</w:t>
             </w:r>
             <w:proofErr w:type="spellEnd"/>
             <w:r>
@@ -2872,14 +2840,14 @@
               <w:rPr>
                 <w:rFonts w:ascii="Arial Narrow" w:hAnsi="Arial Narrow"/>
               </w:rPr>
-              <w:t xml:space="preserve"> nama ${nama </w:t>
-            </w:r>
-            <w:proofErr w:type="spellStart"/>
-            <w:r>
-              <w:rPr>
-                <w:rFonts w:ascii="Arial Narrow" w:hAnsi="Arial Narrow"/>
-              </w:rPr>
-              <w:t>tersangka</w:t>
+              <w:t xml:space="preserve"> nama ${</w:t>
+            </w:r>
+            <w:proofErr w:type="spellStart"/>
+            <w:r>
+              <w:rPr>
+                <w:rFonts w:ascii="Arial Narrow" w:hAnsi="Arial Narrow"/>
+              </w:rPr>
+              <w:t>suspectName</w:t>
             </w:r>
             <w:proofErr w:type="spellEnd"/>
             <w:r>
@@ -3001,48 +2969,456 @@
                 <w:rFonts w:ascii="Arial Narrow" w:hAnsi="Arial Narrow"/>
               </w:rPr>
             </w:pPr>
-            <w:proofErr w:type="gramStart"/>
-            <w:r>
-              <w:rPr>
-                <w:rFonts w:ascii="Arial Narrow" w:hAnsi="Arial Narrow"/>
-              </w:rPr>
-              <w:t xml:space="preserve">( </w:t>
-            </w:r>
-            <w:proofErr w:type="spellStart"/>
-            <w:r>
-              <w:rPr>
-                <w:rFonts w:ascii="Arial Narrow" w:hAnsi="Arial Narrow"/>
-              </w:rPr>
-              <w:t>Petugas</w:t>
-            </w:r>
-            <w:proofErr w:type="spellEnd"/>
-            <w:proofErr w:type="gramEnd"/>
-            <w:r>
-              <w:rPr>
-                <w:rFonts w:ascii="Arial Narrow" w:hAnsi="Arial Narrow"/>
-              </w:rPr>
-              <w:t xml:space="preserve"> yang </w:t>
-            </w:r>
-            <w:proofErr w:type="spellStart"/>
-            <w:r>
-              <w:rPr>
-                <w:rFonts w:ascii="Arial Narrow" w:hAnsi="Arial Narrow"/>
-              </w:rPr>
-              <w:t>diperintahkan</w:t>
-            </w:r>
-            <w:proofErr w:type="spellEnd"/>
-            <w:r>
-              <w:rPr>
-                <w:rFonts w:ascii="Arial Narrow" w:hAnsi="Arial Narrow"/>
-              </w:rPr>
-              <w:t>)</w:t>
-            </w:r>
+            <w:r>
+              <w:rPr>
+                <w:rFonts w:ascii="Arial Narrow" w:hAnsi="Arial Narrow"/>
+              </w:rPr>
+              <w:t>${</w:t>
+            </w:r>
+            <w:proofErr w:type="spellStart"/>
+            <w:r>
+              <w:rPr>
+                <w:rFonts w:ascii="Arial Narrow" w:hAnsi="Arial Narrow"/>
+              </w:rPr>
+              <w:t>block_officers</w:t>
+            </w:r>
+            <w:proofErr w:type="spellEnd"/>
+            <w:r>
+              <w:rPr>
+                <w:rFonts w:ascii="Arial Narrow" w:hAnsi="Arial Narrow"/>
+              </w:rPr>
+              <w:t>}</w:t>
+            </w:r>
+          </w:p>
+          <w:tbl>
+            <w:tblPr>
+              <w:tblStyle w:val="TableGrid"/>
+              <w:tblpPr w:leftFromText="180" w:rightFromText="180" w:vertAnchor="text" w:tblpX="108" w:tblpY="1"/>
+              <w:tblOverlap w:val="never"/>
+              <w:tblW w:w="0" w:type="auto"/>
+              <w:tblBorders>
+                <w:top w:val="none" w:sz="0" w:space="0" w:color="auto"/>
+                <w:left w:val="none" w:sz="0" w:space="0" w:color="auto"/>
+                <w:bottom w:val="none" w:sz="0" w:space="0" w:color="auto"/>
+                <w:right w:val="none" w:sz="0" w:space="0" w:color="auto"/>
+                <w:insideH w:val="none" w:sz="0" w:space="0" w:color="auto"/>
+                <w:insideV w:val="none" w:sz="0" w:space="0" w:color="auto"/>
+              </w:tblBorders>
+              <w:tblLayout w:type="fixed"/>
+              <w:tblCellMar>
+                <w:left w:w="0" w:type="dxa"/>
+                <w:right w:w="0" w:type="dxa"/>
+              </w:tblCellMar>
+              <w:tblLook w:val="04A0" w:firstRow="1" w:lastRow="0" w:firstColumn="1" w:lastColumn="0" w:noHBand="0" w:noVBand="1"/>
+            </w:tblPr>
+            <w:tblGrid>
+              <w:gridCol w:w="450"/>
+              <w:gridCol w:w="1588"/>
+              <w:gridCol w:w="239"/>
+              <w:gridCol w:w="5119"/>
+            </w:tblGrid>
+            <w:tr>
+              <w:tc>
+                <w:tcPr>
+                  <w:tcW w:w="450" w:type="dxa"/>
+                </w:tcPr>
+                <w:p>
+                  <w:pPr>
+                    <w:rPr>
+                      <w:rFonts w:ascii="Arial Narrow" w:hAnsi="Arial Narrow"/>
+                    </w:rPr>
+                  </w:pPr>
+                  <w:r>
+                    <w:rPr>
+                      <w:rFonts w:ascii="Arial Narrow" w:hAnsi="Arial Narrow"/>
+                    </w:rPr>
+                    <w:t>${number}</w:t>
+                  </w:r>
+                  <w:r>
+                    <w:rPr>
+                      <w:rFonts w:ascii="Arial Narrow" w:hAnsi="Arial Narrow"/>
+                    </w:rPr>
+                    <w:t>.</w:t>
+                  </w:r>
+                </w:p>
+              </w:tc>
+              <w:tc>
+                <w:tcPr>
+                  <w:tcW w:w="1588" w:type="dxa"/>
+                </w:tcPr>
+                <w:p>
+                  <w:pPr>
+                    <w:rPr>
+                      <w:rFonts w:ascii="Arial Narrow" w:hAnsi="Arial Narrow"/>
+                    </w:rPr>
+                  </w:pPr>
+                  <w:r>
+                    <w:rPr>
+                      <w:rFonts w:ascii="Arial Narrow" w:hAnsi="Arial Narrow"/>
+                    </w:rPr>
+                    <w:t>Nama</w:t>
+                  </w:r>
+                </w:p>
+              </w:tc>
+              <w:tc>
+                <w:tcPr>
+                  <w:tcW w:w="239" w:type="dxa"/>
+                </w:tcPr>
+                <w:p>
+                  <w:pPr>
+                    <w:rPr>
+                      <w:rFonts w:ascii="Arial Narrow" w:hAnsi="Arial Narrow"/>
+                    </w:rPr>
+                  </w:pPr>
+                  <w:r>
+                    <w:rPr>
+                      <w:rFonts w:ascii="Arial Narrow" w:eastAsia="Arial Narrow" w:hAnsi="Arial Narrow"/>
+                      <w:bCs/>
+                      <w:color w:val="000000"/>
+                    </w:rPr>
+                    <w:t>:</w:t>
+                  </w:r>
+                </w:p>
+              </w:tc>
+              <w:tc>
+                <w:tcPr>
+                  <w:tcW w:w="5119" w:type="dxa"/>
+                </w:tcPr>
+                <w:p>
+                  <w:pPr>
+                    <w:rPr>
+                      <w:rFonts w:ascii="Arial Narrow" w:hAnsi="Arial Narrow"/>
+                    </w:rPr>
+                  </w:pPr>
+                  <w:r>
+                    <w:rPr>
+                      <w:rFonts w:ascii="Arial Narrow" w:eastAsia="Arial Narrow" w:hAnsi="Arial Narrow"/>
+                      <w:bCs/>
+                      <w:color w:val="000000"/>
+                    </w:rPr>
+                    <w:t>${</w:t>
+                  </w:r>
+                  <w:proofErr w:type="spellStart"/>
+                  <w:r>
+                    <w:rPr>
+                      <w:rFonts w:ascii="Arial Narrow" w:eastAsia="Arial Narrow" w:hAnsi="Arial Narrow"/>
+                      <w:bCs/>
+                      <w:color w:val="000000"/>
+                    </w:rPr>
+                    <w:t>first_name</w:t>
+                  </w:r>
+                  <w:proofErr w:type="spellEnd"/>
+                  <w:r>
+                    <w:rPr>
+                      <w:rFonts w:ascii="Arial Narrow" w:eastAsia="Arial Narrow" w:hAnsi="Arial Narrow"/>
+                      <w:bCs/>
+                      <w:color w:val="000000"/>
+                    </w:rPr>
+                    <w:t>} ${</w:t>
+                  </w:r>
+                  <w:proofErr w:type="spellStart"/>
+                  <w:r>
+                    <w:rPr>
+                      <w:rFonts w:ascii="Arial Narrow" w:eastAsia="Arial Narrow" w:hAnsi="Arial Narrow"/>
+                      <w:bCs/>
+                      <w:color w:val="000000"/>
+                    </w:rPr>
+                    <w:t>last_name</w:t>
+                  </w:r>
+                  <w:proofErr w:type="spellEnd"/>
+                  <w:r>
+                    <w:rPr>
+                      <w:rFonts w:ascii="Arial Narrow" w:eastAsia="Arial Narrow" w:hAnsi="Arial Narrow"/>
+                      <w:bCs/>
+                      <w:color w:val="000000"/>
+                    </w:rPr>
+                    <w:t>}</w:t>
+                  </w:r>
+                </w:p>
+              </w:tc>
+            </w:tr>
+            <w:tr>
+              <w:tc>
+                <w:tcPr>
+                  <w:tcW w:w="450" w:type="dxa"/>
+                </w:tcPr>
+                <w:p>
+                  <w:pPr>
+                    <w:rPr>
+                      <w:rFonts w:ascii="Arial Narrow" w:hAnsi="Arial Narrow"/>
+                    </w:rPr>
+                  </w:pPr>
+                </w:p>
+              </w:tc>
+              <w:tc>
+                <w:tcPr>
+                  <w:tcW w:w="1588" w:type="dxa"/>
+                </w:tcPr>
+                <w:p>
+                  <w:pPr>
+                    <w:rPr>
+                      <w:rFonts w:ascii="Arial Narrow" w:hAnsi="Arial Narrow"/>
+                    </w:rPr>
+                  </w:pPr>
+                  <w:proofErr w:type="spellStart"/>
+                  <w:r>
+                    <w:rPr>
+                      <w:rFonts w:ascii="Arial Narrow" w:hAnsi="Arial Narrow"/>
+                      <w:color w:val="000000"/>
+                    </w:rPr>
+                    <w:t>Pangkat</w:t>
+                  </w:r>
+                  <w:proofErr w:type="spellEnd"/>
+                  <w:r>
+                    <w:rPr>
+                      <w:rFonts w:ascii="Arial Narrow" w:hAnsi="Arial Narrow"/>
+                      <w:color w:val="000000"/>
+                    </w:rPr>
+                    <w:t>/</w:t>
+                  </w:r>
+                  <w:proofErr w:type="spellStart"/>
+                  <w:r>
+                    <w:rPr>
+                      <w:rFonts w:ascii="Arial Narrow" w:hAnsi="Arial Narrow"/>
+                      <w:color w:val="000000"/>
+                    </w:rPr>
+                    <w:t>Nrp</w:t>
+                  </w:r>
+                  <w:proofErr w:type="spellEnd"/>
+                </w:p>
+              </w:tc>
+              <w:tc>
+                <w:tcPr>
+                  <w:tcW w:w="239" w:type="dxa"/>
+                </w:tcPr>
+                <w:p>
+                  <w:pPr>
+                    <w:rPr>
+                      <w:rFonts w:ascii="Arial Narrow" w:hAnsi="Arial Narrow"/>
+                    </w:rPr>
+                  </w:pPr>
+                  <w:r>
+                    <w:rPr>
+                      <w:rFonts w:ascii="Arial Narrow" w:hAnsi="Arial Narrow"/>
+                    </w:rPr>
+                    <w:t>:</w:t>
+                  </w:r>
+                </w:p>
+              </w:tc>
+              <w:tc>
+                <w:tcPr>
+                  <w:tcW w:w="5119" w:type="dxa"/>
+                </w:tcPr>
+                <w:p>
+                  <w:pPr>
+                    <w:rPr>
+                      <w:rFonts w:ascii="Arial Narrow" w:hAnsi="Arial Narrow"/>
+                    </w:rPr>
+                  </w:pPr>
+                  <w:r>
+                    <w:rPr>
+                      <w:rFonts w:ascii="Arial Narrow" w:hAnsi="Arial Narrow"/>
+                    </w:rPr>
+                    <w:t>${</w:t>
+                  </w:r>
+                  <w:proofErr w:type="spellStart"/>
+                  <w:r>
+                    <w:rPr>
+                      <w:rFonts w:ascii="Arial Narrow" w:hAnsi="Arial Narrow"/>
+                    </w:rPr>
+                    <w:t>rank_</w:t>
+                  </w:r>
+                  <w:proofErr w:type="gramStart"/>
+                  <w:r>
+                    <w:rPr>
+                      <w:rFonts w:ascii="Arial Narrow" w:hAnsi="Arial Narrow"/>
+                    </w:rPr>
+                    <w:t>id</w:t>
+                  </w:r>
+                  <w:proofErr w:type="spellEnd"/>
+                  <w:r>
+                    <w:rPr>
+                      <w:rFonts w:ascii="Arial Narrow" w:hAnsi="Arial Narrow"/>
+                    </w:rPr>
+                    <w:t>} /</w:t>
+                  </w:r>
+                  <w:proofErr w:type="gramEnd"/>
+                  <w:r>
+                    <w:rPr>
+                      <w:rFonts w:ascii="Arial Narrow" w:hAnsi="Arial Narrow"/>
+                    </w:rPr>
+                    <w:t xml:space="preserve"> ${</w:t>
+                  </w:r>
+                  <w:proofErr w:type="spellStart"/>
+                  <w:r>
+                    <w:rPr>
+                      <w:rFonts w:ascii="Arial Narrow" w:hAnsi="Arial Narrow"/>
+                    </w:rPr>
+                    <w:t>officer_id</w:t>
+                  </w:r>
+                  <w:proofErr w:type="spellEnd"/>
+                  <w:r>
+                    <w:rPr>
+                      <w:rFonts w:ascii="Arial Narrow" w:hAnsi="Arial Narrow"/>
+                    </w:rPr>
+                    <w:t>}</w:t>
+                  </w:r>
+                </w:p>
+              </w:tc>
+            </w:tr>
+            <w:tr>
+              <w:trPr>
+                <w:trHeight w:val="296"/>
+              </w:trPr>
+              <w:tc>
+                <w:tcPr>
+                  <w:tcW w:w="450" w:type="dxa"/>
+                </w:tcPr>
+                <w:p>
+                  <w:pPr>
+                    <w:rPr>
+                      <w:rFonts w:ascii="Arial Narrow" w:hAnsi="Arial Narrow"/>
+                    </w:rPr>
+                  </w:pPr>
+                </w:p>
+              </w:tc>
+              <w:tc>
+                <w:tcPr>
+                  <w:tcW w:w="1588" w:type="dxa"/>
+                </w:tcPr>
+                <w:p>
+                  <w:pPr>
+                    <w:rPr>
+                      <w:rFonts w:ascii="Arial Narrow" w:hAnsi="Arial Narrow"/>
+                    </w:rPr>
+                  </w:pPr>
+                  <w:proofErr w:type="spellStart"/>
+                  <w:r>
+                    <w:rPr>
+                      <w:rFonts w:ascii="Arial Narrow" w:hAnsi="Arial Narrow"/>
+                    </w:rPr>
+                    <w:t>Jabatan</w:t>
+                  </w:r>
+                  <w:proofErr w:type="spellEnd"/>
+                </w:p>
+              </w:tc>
+              <w:tc>
+                <w:tcPr>
+                  <w:tcW w:w="239" w:type="dxa"/>
+                </w:tcPr>
+                <w:p>
+                  <w:pPr>
+                    <w:rPr>
+                      <w:rFonts w:ascii="Arial Narrow" w:hAnsi="Arial Narrow"/>
+                    </w:rPr>
+                  </w:pPr>
+                  <w:r>
+                    <w:rPr>
+                      <w:rFonts w:ascii="Arial Narrow" w:hAnsi="Arial Narrow"/>
+                    </w:rPr>
+                    <w:t>:</w:t>
+                  </w:r>
+                </w:p>
+              </w:tc>
+              <w:tc>
+                <w:tcPr>
+                  <w:tcW w:w="5119" w:type="dxa"/>
+                </w:tcPr>
+                <w:p>
+                  <w:pPr>
+                    <w:rPr>
+                      <w:rFonts w:ascii="Arial Narrow" w:hAnsi="Arial Narrow"/>
+                    </w:rPr>
+                  </w:pPr>
+                  <w:r>
+                    <w:rPr>
+                      <w:rFonts w:ascii="Arial Narrow" w:hAnsi="Arial Narrow"/>
+                    </w:rPr>
+                    <w:t>${position}</w:t>
+                  </w:r>
+                </w:p>
+              </w:tc>
+            </w:tr>
+          </w:tbl>
+          <w:p>
+            <w:pPr>
+              <w:rPr>
+                <w:rFonts w:ascii="Arial Narrow" w:hAnsi="Arial Narrow"/>
+              </w:rPr>
+            </w:pPr>
           </w:p>
         </w:tc>
       </w:tr>
       <w:tr>
         <w:tc>
           <w:tcPr>
+            <w:tcW w:w="1418" w:type="dxa"/>
+          </w:tcPr>
+          <w:p>
+            <w:pPr>
+              <w:rPr>
+                <w:rFonts w:ascii="Arial Narrow" w:hAnsi="Arial Narrow"/>
+              </w:rPr>
+            </w:pPr>
+          </w:p>
+        </w:tc>
+        <w:tc>
+          <w:tcPr>
+            <w:tcW w:w="283" w:type="dxa"/>
+          </w:tcPr>
+          <w:p>
+            <w:pPr>
+              <w:rPr>
+                <w:rFonts w:ascii="Arial Narrow" w:hAnsi="Arial Narrow"/>
+              </w:rPr>
+            </w:pPr>
+          </w:p>
+        </w:tc>
+        <w:tc>
+          <w:tcPr>
+            <w:tcW w:w="7411" w:type="dxa"/>
+            <w:gridSpan w:val="5"/>
+          </w:tcPr>
+          <w:p>
+            <w:pPr>
+              <w:rPr>
+                <w:rFonts w:ascii="Arial Narrow" w:hAnsi="Arial Narrow"/>
+              </w:rPr>
+            </w:pPr>
+            <w:proofErr w:type="gramStart"/>
+            <w:r>
+              <w:rPr>
+                <w:rFonts w:ascii="Arial Narrow" w:hAnsi="Arial Narrow"/>
+              </w:rPr>
+              <w:t>${</w:t>
+            </w:r>
+            <w:r>
+              <w:rPr>
+                <w:rFonts w:ascii="Arial Narrow" w:hAnsi="Arial Narrow"/>
+              </w:rPr>
+              <w:t>/</w:t>
+            </w:r>
+            <w:proofErr w:type="spellStart"/>
+            <w:proofErr w:type="gramEnd"/>
+            <w:r>
+              <w:rPr>
+                <w:rFonts w:ascii="Arial Narrow" w:hAnsi="Arial Narrow"/>
+              </w:rPr>
+              <w:t>block_officers</w:t>
+            </w:r>
+            <w:proofErr w:type="spellEnd"/>
+            <w:r>
+              <w:rPr>
+                <w:rFonts w:ascii="Arial Narrow" w:hAnsi="Arial Narrow"/>
+              </w:rPr>
+              <w:t>}</w:t>
+            </w:r>
+          </w:p>
+        </w:tc>
+      </w:tr>
+      <w:tr>
+        <w:tc>
+          <w:tcPr>
             <w:tcW w:w="9112" w:type="dxa"/>
             <w:gridSpan w:val="7"/>
           </w:tcPr>
@@ -4276,6 +4652,7 @@
             <w:pPr>
               <w:rPr>
                 <w:rFonts w:ascii="Arial Narrow" w:hAnsi="Arial Narrow"/>
+                <w:lang w:val="it-IT"/>
               </w:rPr>
             </w:pPr>
           </w:p>
@@ -4288,6 +4665,7 @@
             <w:pPr>
               <w:rPr>
                 <w:rFonts w:ascii="Arial Narrow" w:hAnsi="Arial Narrow"/>
+                <w:lang w:val="it-IT"/>
               </w:rPr>
             </w:pPr>
           </w:p>
@@ -4300,13 +4678,15 @@
             <w:pPr>
               <w:rPr>
                 <w:rFonts w:ascii="Arial Narrow" w:hAnsi="Arial Narrow"/>
-              </w:rPr>
-            </w:pPr>
-          </w:p>
-        </w:tc>
-        <w:tc>
-          <w:tcPr>
-            <w:tcW w:w="425" w:type="dxa"/>
+                <w:lang w:val="it-IT"/>
+              </w:rPr>
+            </w:pPr>
+          </w:p>
+        </w:tc>
+        <w:tc>
+          <w:tcPr>
+            <w:tcW w:w="6985" w:type="dxa"/>
+            <w:gridSpan w:val="4"/>
           </w:tcPr>
           <w:p>
             <w:pPr>
@@ -4321,23 +4701,8 @@
                 <w:rFonts w:ascii="Arial Narrow" w:hAnsi="Arial Narrow"/>
                 <w:lang w:val="fi-FI"/>
               </w:rPr>
-              <w:t>a.</w:t>
-            </w:r>
-          </w:p>
-        </w:tc>
-        <w:tc>
-          <w:tcPr>
-            <w:tcW w:w="6560" w:type="dxa"/>
-            <w:gridSpan w:val="3"/>
-          </w:tcPr>
-          <w:p>
-            <w:pPr>
-              <w:jc w:val="both"/>
-              <w:rPr>
-                <w:rFonts w:ascii="Arial Narrow" w:hAnsi="Arial Narrow"/>
-                <w:lang w:val="fi-FI"/>
-              </w:rPr>
-            </w:pPr>
+              <w:t>${tempat_penahanan}</w:t>
+            </w:r>
           </w:p>
         </w:tc>
       </w:tr>
@@ -4380,7 +4745,8 @@
         </w:tc>
         <w:tc>
           <w:tcPr>
-            <w:tcW w:w="425" w:type="dxa"/>
+            <w:tcW w:w="6985" w:type="dxa"/>
+            <w:gridSpan w:val="4"/>
           </w:tcPr>
           <w:p>
             <w:pPr>
@@ -4395,23 +4761,8 @@
                 <w:rFonts w:ascii="Arial Narrow" w:hAnsi="Arial Narrow"/>
                 <w:lang w:val="fi-FI"/>
               </w:rPr>
-              <w:t>b.</w:t>
-            </w:r>
-          </w:p>
-        </w:tc>
-        <w:tc>
-          <w:tcPr>
-            <w:tcW w:w="6560" w:type="dxa"/>
-            <w:gridSpan w:val="3"/>
-          </w:tcPr>
-          <w:p>
-            <w:pPr>
-              <w:jc w:val="both"/>
-              <w:rPr>
-                <w:rFonts w:ascii="Arial Narrow" w:hAnsi="Arial Narrow"/>
-                <w:lang w:val="fi-FI"/>
-              </w:rPr>
-            </w:pPr>
+              <w:t>guna menjalani sisa waktu masa penahanan selama .... (....) hari mulai tanggal .... s.d. .... karena tersangka melanggar persyaratan yang telah ditetapkan;</w:t>
+            </w:r>
           </w:p>
         </w:tc>
       </w:tr>
@@ -4424,6 +4775,9 @@
             <w:pPr>
               <w:rPr>
                 <w:rFonts w:ascii="Arial Narrow" w:hAnsi="Arial Narrow"/>
+                <w:sz w:val="8"/>
+                <w:szCs w:val="8"/>
+                <w:lang w:val="it-IT"/>
               </w:rPr>
             </w:pPr>
           </w:p>
@@ -4436,6 +4790,9 @@
             <w:pPr>
               <w:rPr>
                 <w:rFonts w:ascii="Arial Narrow" w:hAnsi="Arial Narrow"/>
+                <w:sz w:val="8"/>
+                <w:szCs w:val="8"/>
+                <w:lang w:val="it-IT"/>
               </w:rPr>
             </w:pPr>
           </w:p>
@@ -4448,42 +4805,25 @@
             <w:pPr>
               <w:rPr>
                 <w:rFonts w:ascii="Arial Narrow" w:hAnsi="Arial Narrow"/>
-              </w:rPr>
-            </w:pPr>
-          </w:p>
-        </w:tc>
-        <w:tc>
-          <w:tcPr>
-            <w:tcW w:w="425" w:type="dxa"/>
-          </w:tcPr>
-          <w:p>
-            <w:pPr>
-              <w:jc w:val="both"/>
-              <w:rPr>
-                <w:rFonts w:ascii="Arial Narrow" w:hAnsi="Arial Narrow"/>
-                <w:lang w:val="fi-FI"/>
-              </w:rPr>
-            </w:pPr>
-            <w:r>
-              <w:rPr>
-                <w:rFonts w:ascii="Arial Narrow" w:hAnsi="Arial Narrow"/>
-                <w:lang w:val="fi-FI"/>
-              </w:rPr>
-              <w:t>c.</w:t>
-            </w:r>
-          </w:p>
-        </w:tc>
-        <w:tc>
-          <w:tcPr>
-            <w:tcW w:w="6560" w:type="dxa"/>
-            <w:gridSpan w:val="3"/>
-          </w:tcPr>
-          <w:p>
-            <w:pPr>
-              <w:jc w:val="both"/>
-              <w:rPr>
-                <w:rFonts w:ascii="Arial Narrow" w:hAnsi="Arial Narrow"/>
-                <w:lang w:val="fi-FI"/>
+                <w:sz w:val="8"/>
+                <w:szCs w:val="8"/>
+                <w:lang w:val="it-IT"/>
+              </w:rPr>
+            </w:pPr>
+          </w:p>
+        </w:tc>
+        <w:tc>
+          <w:tcPr>
+            <w:tcW w:w="6985" w:type="dxa"/>
+            <w:gridSpan w:val="4"/>
+          </w:tcPr>
+          <w:p>
+            <w:pPr>
+              <w:rPr>
+                <w:rFonts w:ascii="Arial Narrow" w:hAnsi="Arial Narrow"/>
+                <w:sz w:val="8"/>
+                <w:szCs w:val="8"/>
+                <w:lang w:val="it-IT"/>
               </w:rPr>
             </w:pPr>
           </w:p>
@@ -4498,6 +4838,7 @@
             <w:pPr>
               <w:rPr>
                 <w:rFonts w:ascii="Arial Narrow" w:hAnsi="Arial Narrow"/>
+                <w:lang w:val="it-IT"/>
               </w:rPr>
             </w:pPr>
           </w:p>
@@ -4510,125 +4851,7 @@
             <w:pPr>
               <w:rPr>
                 <w:rFonts w:ascii="Arial Narrow" w:hAnsi="Arial Narrow"/>
-              </w:rPr>
-            </w:pPr>
-          </w:p>
-        </w:tc>
-        <w:tc>
-          <w:tcPr>
-            <w:tcW w:w="426" w:type="dxa"/>
-          </w:tcPr>
-          <w:p>
-            <w:pPr>
-              <w:rPr>
-                <w:rFonts w:ascii="Arial Narrow" w:hAnsi="Arial Narrow"/>
-              </w:rPr>
-            </w:pPr>
-          </w:p>
-        </w:tc>
-        <w:tc>
-          <w:tcPr>
-            <w:tcW w:w="6985" w:type="dxa"/>
-            <w:gridSpan w:val="4"/>
-          </w:tcPr>
-          <w:p>
-            <w:pPr>
-              <w:jc w:val="both"/>
-              <w:rPr>
-                <w:rFonts w:ascii="Arial Narrow" w:hAnsi="Arial Narrow"/>
-                <w:lang w:val="fi-FI"/>
-              </w:rPr>
-            </w:pPr>
-            <w:r>
-              <w:rPr>
-                <w:rFonts w:ascii="Arial Narrow" w:hAnsi="Arial Narrow"/>
-                <w:lang w:val="fi-FI"/>
-              </w:rPr>
-              <w:t>guna menjalani sisa waktu masa penahanan selama .... (....) hari mulai tanggal .... s.d. .... karena tersangka melanggar persyaratan yang telah ditetapkan;</w:t>
-            </w:r>
-          </w:p>
-        </w:tc>
-      </w:tr>
-      <w:tr>
-        <w:tc>
-          <w:tcPr>
-            <w:tcW w:w="1418" w:type="dxa"/>
-          </w:tcPr>
-          <w:p>
-            <w:pPr>
-              <w:rPr>
-                <w:rFonts w:ascii="Arial Narrow" w:hAnsi="Arial Narrow"/>
-                <w:sz w:val="8"/>
-                <w:szCs w:val="8"/>
-              </w:rPr>
-            </w:pPr>
-          </w:p>
-        </w:tc>
-        <w:tc>
-          <w:tcPr>
-            <w:tcW w:w="283" w:type="dxa"/>
-          </w:tcPr>
-          <w:p>
-            <w:pPr>
-              <w:rPr>
-                <w:rFonts w:ascii="Arial Narrow" w:hAnsi="Arial Narrow"/>
-                <w:sz w:val="8"/>
-                <w:szCs w:val="8"/>
-              </w:rPr>
-            </w:pPr>
-          </w:p>
-        </w:tc>
-        <w:tc>
-          <w:tcPr>
-            <w:tcW w:w="426" w:type="dxa"/>
-          </w:tcPr>
-          <w:p>
-            <w:pPr>
-              <w:rPr>
-                <w:rFonts w:ascii="Arial Narrow" w:hAnsi="Arial Narrow"/>
-                <w:sz w:val="8"/>
-                <w:szCs w:val="8"/>
-              </w:rPr>
-            </w:pPr>
-          </w:p>
-        </w:tc>
-        <w:tc>
-          <w:tcPr>
-            <w:tcW w:w="6985" w:type="dxa"/>
-            <w:gridSpan w:val="4"/>
-          </w:tcPr>
-          <w:p>
-            <w:pPr>
-              <w:rPr>
-                <w:rFonts w:ascii="Arial Narrow" w:hAnsi="Arial Narrow"/>
-                <w:sz w:val="8"/>
-                <w:szCs w:val="8"/>
-              </w:rPr>
-            </w:pPr>
-          </w:p>
-        </w:tc>
-      </w:tr>
-      <w:tr>
-        <w:tc>
-          <w:tcPr>
-            <w:tcW w:w="1418" w:type="dxa"/>
-          </w:tcPr>
-          <w:p>
-            <w:pPr>
-              <w:rPr>
-                <w:rFonts w:ascii="Arial Narrow" w:hAnsi="Arial Narrow"/>
-              </w:rPr>
-            </w:pPr>
-          </w:p>
-        </w:tc>
-        <w:tc>
-          <w:tcPr>
-            <w:tcW w:w="283" w:type="dxa"/>
-          </w:tcPr>
-          <w:p>
-            <w:pPr>
-              <w:rPr>
-                <w:rFonts w:ascii="Arial Narrow" w:hAnsi="Arial Narrow"/>
+                <w:lang w:val="it-IT"/>
               </w:rPr>
             </w:pPr>
           </w:p>
